--- a/public/templates/beautiful-creations/proforma/PROFORMA.docx
+++ b/public/templates/beautiful-creations/proforma/PROFORMA.docx
@@ -1760,7 +1760,7 @@
                 <w:sz w:val="28"/>
                 <w:szCs w:val="28"/>
               </w:rPr>
-              <w:t xml:space="preserve">SIXTY-ONE THOUSAND, SEVEN HUNDRED AND SIXTEEN </w:t>
+              <w:t xml:space="preserve">{{grandTotalWords}}.</w:t>
             </w:r>
             <w:r>
               <w:rPr>
@@ -1769,7 +1769,7 @@
                 <w:sz w:val="28"/>
                 <w:szCs w:val="28"/>
               </w:rPr>
-              <w:t>GHANA CEDIS ONLY.</w:t>
+              <w:t/>
             </w:r>
           </w:p>
         </w:tc>
